--- a/Science Books/QED Course/Lesson 22 Antiparticles.docx
+++ b/Science Books/QED Course/Lesson 22 Antiparticles.docx
@@ -608,8 +608,154 @@
       <m:oMathPara>
         <m:oMath>
           <m:r>
-            <m:t xml:space="preserve">v(p) e^(+ip·x) [negative-energy electron, energy −E_p]  ≡  v(p) [positive-energy positron, energy +E_p, opposite charge]</m:t>
+            <m:t xml:space="preserve">v</m:t>
           </m:r>
+          <m:d>
+            <m:dPr/>
+            <m:e>
+              <m:r>
+                <m:t xml:space="preserve">p</m:t>
+              </m:r>
+            </m:e>
+          </m:d>
+          <m:r>
+            <m:t xml:space="preserve"> </m:t>
+          </m:r>
+          <m:sSup>
+            <m:e>
+              <m:r>
+                <m:t xml:space="preserve">e</m:t>
+              </m:r>
+            </m:e>
+            <m:sup>
+              <m:r>
+                <m:t xml:space="preserve">+</m:t>
+              </m:r>
+              <m:r>
+                <m:t xml:space="preserve">ip</m:t>
+              </m:r>
+              <m:r>
+                <m:t xml:space="preserve">·</m:t>
+              </m:r>
+              <m:r>
+                <m:t xml:space="preserve">x</m:t>
+              </m:r>
+            </m:sup>
+          </m:sSup>
+          <m:r>
+            <m:t xml:space="preserve"> </m:t>
+          </m:r>
+          <m:d>
+            <m:dPr>
+              <m:begChr m:val="["/>
+              <m:endChr m:val="]"/>
+            </m:dPr>
+            <m:e>
+              <m:r>
+                <m:t xml:space="preserve">negative-energy</m:t>
+              </m:r>
+              <m:r>
+                <m:t xml:space="preserve"> </m:t>
+              </m:r>
+              <m:r>
+                <m:t xml:space="preserve">electron</m:t>
+              </m:r>
+              <m:r>
+                <m:t xml:space="preserve">,</m:t>
+              </m:r>
+              <m:r>
+                <m:t xml:space="preserve">energy</m:t>
+              </m:r>
+              <m:r>
+                <m:t xml:space="preserve">−</m:t>
+              </m:r>
+              <m:sSub>
+                <m:e>
+                  <m:r>
+                    <m:t xml:space="preserve">E</m:t>
+                  </m:r>
+                </m:e>
+                <m:sub>
+                  <m:r>
+                    <m:t xml:space="preserve">p</m:t>
+                  </m:r>
+                </m:sub>
+              </m:sSub>
+            </m:e>
+          </m:d>
+          <m:r>
+            <m:t xml:space="preserve"> </m:t>
+          </m:r>
+          <m:r>
+            <m:t xml:space="preserve">≡</m:t>
+          </m:r>
+          <m:r>
+            <m:t xml:space="preserve"> </m:t>
+          </m:r>
+          <m:r>
+            <m:t xml:space="preserve">v</m:t>
+          </m:r>
+          <m:d>
+            <m:dPr/>
+            <m:e>
+              <m:r>
+                <m:t xml:space="preserve">p</m:t>
+              </m:r>
+            </m:e>
+          </m:d>
+          <m:r>
+            <m:t xml:space="preserve"> </m:t>
+          </m:r>
+          <m:d>
+            <m:dPr>
+              <m:begChr m:val="["/>
+              <m:endChr m:val="]"/>
+            </m:dPr>
+            <m:e>
+              <m:r>
+                <m:t xml:space="preserve">positive-energy</m:t>
+              </m:r>
+              <m:r>
+                <m:t xml:space="preserve"> </m:t>
+              </m:r>
+              <m:r>
+                <m:t xml:space="preserve">positron</m:t>
+              </m:r>
+              <m:r>
+                <m:t xml:space="preserve">,</m:t>
+              </m:r>
+              <m:r>
+                <m:t xml:space="preserve">energy</m:t>
+              </m:r>
+              <m:r>
+                <m:t xml:space="preserve">+</m:t>
+              </m:r>
+              <m:sSub>
+                <m:e>
+                  <m:r>
+                    <m:t xml:space="preserve">E</m:t>
+                  </m:r>
+                </m:e>
+                <m:sub>
+                  <m:r>
+                    <m:t xml:space="preserve">p</m:t>
+                  </m:r>
+                </m:sub>
+              </m:sSub>
+              <m:r>
+                <m:t xml:space="preserve">,</m:t>
+              </m:r>
+              <m:r>
+                <m:t xml:space="preserve">opposite</m:t>
+              </m:r>
+              <m:r>
+                <m:t xml:space="preserve"> </m:t>
+              </m:r>
+              <m:r>
+                <m:t xml:space="preserve">charge</m:t>
+              </m:r>
+            </m:e>
+          </m:d>
         </m:oMath>
       </m:oMathPara>
     </w:p>
@@ -714,9 +860,63 @@
       </w:pPr>
       <m:oMathPara>
         <m:oMath>
+          <m:sSup>
+            <m:e>
+              <m:r>
+                <m:t xml:space="preserve">ψ</m:t>
+              </m:r>
+            </m:e>
+            <m:sup>
+              <m:r>
+                <m:t xml:space="preserve">c</m:t>
+              </m:r>
+            </m:sup>
+          </m:sSup>
           <m:r>
-            <m:t xml:space="preserve">ψ^c = C ψ̄ᵀ,    C = iγ²γ⁰</m:t>
+            <m:t xml:space="preserve">=</m:t>
           </m:r>
+          <m:r>
+            <m:t xml:space="preserve">C</m:t>
+          </m:r>
+          <m:r>
+            <m:t xml:space="preserve"> </m:t>
+          </m:r>
+          <m:r>
+            <m:t xml:space="preserve">ψ̄ᵀ</m:t>
+          </m:r>
+          <m:r>
+            <m:t xml:space="preserve">,</m:t>
+          </m:r>
+          <m:r>
+            <m:t xml:space="preserve">C</m:t>
+          </m:r>
+          <m:r>
+            <m:t xml:space="preserve">=</m:t>
+          </m:r>
+          <m:sSup>
+            <m:e>
+              <m:r>
+                <m:t xml:space="preserve">iγ</m:t>
+              </m:r>
+            </m:e>
+            <m:sup>
+              <m:r>
+                <m:t xml:space="preserve">2</m:t>
+              </m:r>
+            </m:sup>
+          </m:sSup>
+          <m:sSup>
+            <m:e>
+              <m:r>
+                <m:t xml:space="preserve">γ</m:t>
+              </m:r>
+            </m:e>
+            <m:sup>
+              <m:r>
+                <m:t xml:space="preserve">0</m:t>
+              </m:r>
+            </m:sup>
+          </m:sSup>
         </m:oMath>
       </m:oMathPara>
     </w:p>
